--- a/6 Project Testing/Performance Testing.docx
+++ b/6 Project Testing/Performance Testing.docx
@@ -113,7 +113,7 @@
               <w:rPr>
                 <w:sz w:val="20"/>
               </w:rPr>
-              <w:t xml:space="preserve">02 October 2026</w:t>
+              <w:t>01/10/2026</w:t>
             </w:r>
           </w:p>
         </w:tc>
@@ -255,6 +255,58 @@
                 <w:sz w:val="20"/>
               </w:rPr>
               <w:t xml:space="preserve">PocketSmart AI</w:t>
+            </w:r>
+          </w:p>
+        </w:tc>
+      </w:tr>
+      <w:tr>
+        <w:trPr>
+          <w:trHeight w:val="399" w:hRule="atLeast"/>
+        </w:trPr>
+        <w:tc>
+          <w:tcPr>
+            <w:tcW w:w="2160" w:type="dxa"/>
+          </w:tcPr>
+          <w:p>
+            <w:pPr>
+              <w:pStyle w:val="TableParagraph"/>
+              <w:spacing w:before="85"/>
+              <w:ind w:left="124"/>
+              <w:rPr>
+                <w:rFonts w:ascii="Arial"/>
+                <w:b/>
+                <w:sz w:val="20"/>
+              </w:rPr>
+            </w:pPr>
+            <w:r>
+              <w:rPr>
+                <w:rFonts w:ascii="Arial"/>
+                <w:b/>
+                <w:sz w:val="20"/>
+              </w:rPr>
+              <w:t>Guide</w:t>
+            </w:r>
+          </w:p>
+        </w:tc>
+        <w:tc>
+          <w:tcPr>
+            <w:tcW w:w="7200" w:type="dxa"/>
+          </w:tcPr>
+          <w:p>
+            <w:pPr>
+              <w:pStyle w:val="TableParagraph"/>
+              <w:spacing w:before="85"/>
+              <w:ind w:left="139"/>
+              <w:rPr>
+                <w:sz w:val="20"/>
+              </w:rPr>
+            </w:pPr>
+            <w:r>
+              <w:rPr>
+                <w:spacing w:val="-2"/>
+                <w:sz w:val="20"/>
+              </w:rPr>
+              <w:t>N. Indumathi AP/CSE</w:t>
             </w:r>
           </w:p>
         </w:tc>
@@ -391,127 +443,7 @@
       </w:pPr>
       <w:r>
         <w:rPr/>
-        <w:t>Performance</w:t>
-      </w:r>
-      <w:r>
-        <w:rPr>
-          <w:spacing w:val="-4"/>
-        </w:rPr>
-        <w:t> </w:t>
-      </w:r>
-      <w:r>
-        <w:rPr/>
-        <w:t>testing</w:t>
-      </w:r>
-      <w:r>
-        <w:rPr>
-          <w:spacing w:val="-4"/>
-        </w:rPr>
-        <w:t> </w:t>
-      </w:r>
-      <w:r>
-        <w:rPr/>
-        <w:t>evaluates</w:t>
-      </w:r>
-      <w:r>
-        <w:rPr>
-          <w:spacing w:val="-4"/>
-        </w:rPr>
-        <w:t> </w:t>
-      </w:r>
-      <w:r>
-        <w:rPr/>
-        <w:t>how</w:t>
-      </w:r>
-      <w:r>
-        <w:rPr>
-          <w:spacing w:val="-4"/>
-        </w:rPr>
-        <w:t> </w:t>
-      </w:r>
-      <w:r>
-        <w:rPr/>
-        <w:t>your</w:t>
-      </w:r>
-      <w:r>
-        <w:rPr>
-          <w:spacing w:val="-4"/>
-        </w:rPr>
-        <w:t> </w:t>
-      </w:r>
-      <w:r>
-        <w:rPr/>
-        <w:t>system</w:t>
-      </w:r>
-      <w:r>
-        <w:rPr>
-          <w:spacing w:val="-4"/>
-        </w:rPr>
-        <w:t> </w:t>
-      </w:r>
-      <w:r>
-        <w:rPr/>
-        <w:t>behaves</w:t>
-      </w:r>
-      <w:r>
-        <w:rPr>
-          <w:spacing w:val="-4"/>
-        </w:rPr>
-        <w:t> </w:t>
-      </w:r>
-      <w:r>
-        <w:rPr/>
-        <w:t>under</w:t>
-      </w:r>
-      <w:r>
-        <w:rPr>
-          <w:spacing w:val="-4"/>
-        </w:rPr>
-        <w:t> </w:t>
-      </w:r>
-      <w:r>
-        <w:rPr/>
-        <w:t>expected</w:t>
-      </w:r>
-      <w:r>
-        <w:rPr>
-          <w:spacing w:val="-4"/>
-        </w:rPr>
-        <w:t> </w:t>
-      </w:r>
-      <w:r>
-        <w:rPr/>
-        <w:t>and</w:t>
-      </w:r>
-      <w:r>
-        <w:rPr>
-          <w:spacing w:val="-4"/>
-        </w:rPr>
-        <w:t> </w:t>
-      </w:r>
-      <w:r>
-        <w:rPr/>
-        <w:t>peak</w:t>
-      </w:r>
-      <w:r>
-        <w:rPr>
-          <w:spacing w:val="-4"/>
-        </w:rPr>
-        <w:t> </w:t>
-      </w:r>
-      <w:r>
-        <w:rPr/>
-        <w:t>load</w:t>
-      </w:r>
-      <w:r>
-        <w:rPr>
-          <w:spacing w:val="-4"/>
-        </w:rPr>
-        <w:t> </w:t>
-      </w:r>
-      <w:r>
-        <w:rPr/>
-        <w:t>conditions. Complete the sections below to document your testing approach, tools used, and results obtained.</w:t>
+        <w:t>Performance testing shows how PocketSmart AI behaves under expected and peak load. The sections below give the testing approach, the tools used and the results obtained.</w:t>
       </w:r>
     </w:p>
     <w:p>
@@ -753,14 +685,7 @@
               <w:rPr>
                 <w:sz w:val="20"/>
               </w:rPr>
-              <w:t xml:space="preserve">Locust </w:t>
-            </w:r>
-            <w:r>
-              <w:rPr>
-                <w:sz w:val="20"/>
-                <w:highlight w:val="yellow"/>
-              </w:rPr>
-              <w:t xml:space="preserve">[or Postman - confirm tool used]</w:t>
+              <w:t>Custom Python load script (httpx with threads); pytest for functional tests</w:t>
             </w:r>
           </w:p>
         </w:tc>
@@ -846,7 +771,7 @@
               <w:rPr>
                 <w:sz w:val="20"/>
               </w:rPr>
-              <w:t xml:space="preserve">Load testing and spike testing</w:t>
+              <w:t>Load testing and spike testing</w:t>
             </w:r>
           </w:p>
         </w:tc>
@@ -949,7 +874,7 @@
               <w:rPr>
                 <w:sz w:val="20"/>
               </w:rPr>
-              <w:t xml:space="preserve">/categorize, /summary, /forecast, /anomalies and /advice (cached and fallback)</w:t>
+              <w:t>/generate-home, /generate-party (authenticated with a Bearer token), /health and the landing page /</w:t>
             </w:r>
           </w:p>
         </w:tc>
@@ -1019,7 +944,7 @@
               <w:rPr>
                 <w:sz w:val="20"/>
               </w:rPr>
-              <w:t xml:space="preserve">Local machine and Google Cloud Run public URL</w:t>
+              <w:t>Local test machine (Linux, 2 vCPU, about 8 GB RAM), single Uvicorn worker, SQLite; load script ran on the same machine; no Gemini key, so the rule-based fallback path was measured</w:t>
             </w:r>
           </w:p>
         </w:tc>
@@ -1088,9 +1013,8 @@
               <w:rPr>
                 <w:rFonts w:ascii="Times New Roman"/>
                 <w:sz w:val="20"/>
-                <w:highlight w:val="yellow"/>
-              </w:rPr>
-              <w:t xml:space="preserve">[test date]</w:t>
+              </w:rPr>
+              <w:t>01/10/2026</w:t>
             </w:r>
           </w:p>
         </w:tc>
@@ -1492,7 +1416,7 @@
                 <w:rFonts w:ascii="Times New Roman"/>
                 <w:sz w:val="20"/>
               </w:rPr>
-              <w:t xml:space="preserve">Single user calls /categorize with 10 merchant strings</w:t>
+              <w:t>Single user requests a Home plan (bedroom, modern, Rs 45,000) continuously</w:t>
             </w:r>
           </w:p>
         </w:tc>
@@ -1513,7 +1437,7 @@
                 <w:rFonts w:ascii="Times New Roman"/>
                 <w:sz w:val="20"/>
               </w:rPr>
-              <w:t xml:space="preserve">1</w:t>
+              <w:t>1</w:t>
             </w:r>
           </w:p>
         </w:tc>
@@ -1534,7 +1458,7 @@
                 <w:rFonts w:ascii="Times New Roman"/>
                 <w:sz w:val="20"/>
               </w:rPr>
-              <w:t xml:space="preserve">30</w:t>
+              <w:t>30</w:t>
             </w:r>
           </w:p>
         </w:tc>
@@ -1555,7 +1479,7 @@
                 <w:rFonts w:ascii="Times New Roman"/>
                 <w:sz w:val="20"/>
               </w:rPr>
-              <w:t xml:space="preserve">Responds in &lt; 1 second, correct categories</w:t>
+              <w:t>Responds in &lt; 1 second with a valid plan within budget</w:t>
             </w:r>
           </w:p>
         </w:tc>
@@ -1604,7 +1528,7 @@
                 <w:rFonts w:ascii="Times New Roman"/>
                 <w:sz w:val="20"/>
               </w:rPr>
-              <w:t xml:space="preserve">Light load on /summary and /forecast</w:t>
+              <w:t>Light load: 10 users alternate Home and Party plan requests</w:t>
             </w:r>
           </w:p>
         </w:tc>
@@ -1625,7 +1549,7 @@
                 <w:rFonts w:ascii="Times New Roman"/>
                 <w:sz w:val="20"/>
               </w:rPr>
-              <w:t xml:space="preserve">10</w:t>
+              <w:t>10</w:t>
             </w:r>
           </w:p>
         </w:tc>
@@ -1646,7 +1570,7 @@
                 <w:rFonts w:ascii="Times New Roman"/>
                 <w:sz w:val="20"/>
               </w:rPr>
-              <w:t xml:space="preserve">60</w:t>
+              <w:t>60</w:t>
             </w:r>
           </w:p>
         </w:tc>
@@ -1667,7 +1591,7 @@
                 <w:rFonts w:ascii="Times New Roman"/>
                 <w:sz w:val="20"/>
               </w:rPr>
-              <w:t xml:space="preserve">No errors, average &lt; 2 seconds</w:t>
+              <w:t>No errors, average &lt; 2 seconds</w:t>
             </w:r>
           </w:p>
         </w:tc>
@@ -1716,7 +1640,7 @@
                 <w:rFonts w:ascii="Times New Roman"/>
                 <w:sz w:val="20"/>
               </w:rPr>
-              <w:t xml:space="preserve">Spike on /categorize</w:t>
+              <w:t>Spike: 50 users on plans, landing page and /health</w:t>
             </w:r>
           </w:p>
         </w:tc>
@@ -1737,7 +1661,7 @@
                 <w:rFonts w:ascii="Times New Roman"/>
                 <w:sz w:val="20"/>
               </w:rPr>
-              <w:t xml:space="preserve">50</w:t>
+              <w:t>50</w:t>
             </w:r>
           </w:p>
         </w:tc>
@@ -1758,7 +1682,7 @@
                 <w:rFonts w:ascii="Times New Roman"/>
                 <w:sz w:val="20"/>
               </w:rPr>
-              <w:t xml:space="preserve">60</w:t>
+              <w:t>60</w:t>
             </w:r>
           </w:p>
         </w:tc>
@@ -1779,7 +1703,7 @@
                 <w:rFonts w:ascii="Times New Roman"/>
                 <w:sz w:val="20"/>
               </w:rPr>
-              <w:t xml:space="preserve">Error rate &lt; 1%, Cloud Run autoscales</w:t>
+              <w:t>Error rate &lt; 1%</w:t>
             </w:r>
           </w:p>
         </w:tc>
@@ -1828,7 +1752,7 @@
                 <w:rFonts w:ascii="Times New Roman"/>
                 <w:sz w:val="20"/>
               </w:rPr>
-              <w:t xml:space="preserve">/advice with Gemini unreachable (internet off)</w:t>
+              <w:t>Fallback path: 5 users with no Gemini key</w:t>
             </w:r>
           </w:p>
         </w:tc>
@@ -1849,7 +1773,7 @@
                 <w:rFonts w:ascii="Times New Roman"/>
                 <w:sz w:val="20"/>
               </w:rPr>
-              <w:t xml:space="preserve">5</w:t>
+              <w:t>5</w:t>
             </w:r>
           </w:p>
         </w:tc>
@@ -1870,7 +1794,7 @@
                 <w:rFonts w:ascii="Times New Roman"/>
                 <w:sz w:val="20"/>
               </w:rPr>
-              <w:t xml:space="preserve">30</w:t>
+              <w:t>30</w:t>
             </w:r>
           </w:p>
         </w:tc>
@@ -1891,7 +1815,7 @@
                 <w:rFonts w:ascii="Times New Roman"/>
                 <w:sz w:val="20"/>
               </w:rPr>
-              <w:t xml:space="preserve">Returns template fallback, never HTTP 500</w:t>
+              <w:t>Valid fallback plans, never HTTP 500</w:t>
             </w:r>
           </w:p>
         </w:tc>
@@ -2299,21 +2223,7 @@
                 <w:spacing w:val="-2"/>
                 <w:sz w:val="20"/>
               </w:rPr>
-              <w:t>Response</w:t>
-            </w:r>
-            <w:r>
-              <w:rPr>
-                <w:spacing w:val="-12"/>
-                <w:sz w:val="20"/>
-              </w:rPr>
-              <w:t> </w:t>
-            </w:r>
-            <w:r>
-              <w:rPr>
-                <w:spacing w:val="-2"/>
-                <w:sz w:val="20"/>
-              </w:rPr>
-              <w:t>Time (Avg)</w:t>
+              <w:t>Response Time (Avg)</w:t>
             </w:r>
           </w:p>
         </w:tc>
@@ -2334,7 +2244,7 @@
               <w:rPr>
                 <w:sz w:val="20"/>
               </w:rPr>
-              <w:t xml:space="preserve">&lt; 2 seconds</w:t>
+              <w:t>&lt; 2 seconds</w:t>
             </w:r>
           </w:p>
         </w:tc>
@@ -2354,9 +2264,8 @@
               <w:rPr>
                 <w:rFonts w:ascii="Times New Roman"/>
                 <w:sz w:val="20"/>
-                <w:highlight w:val="yellow"/>
-              </w:rPr>
-              <w:t xml:space="preserve">[measured]</w:t>
+              </w:rPr>
+              <w:t>0.06 s (1 user), 0.50 s (10 users), 2.55 s (50-user spike)</w:t>
             </w:r>
           </w:p>
         </w:tc>
@@ -2376,9 +2285,8 @@
               <w:rPr>
                 <w:rFonts w:ascii="Times New Roman"/>
                 <w:sz w:val="20"/>
-                <w:highlight w:val="yellow"/>
-              </w:rPr>
-              <w:t xml:space="preserve">[Pass/Fail]</w:t>
+              </w:rPr>
+              <w:t>Pass at expected load; Fail at 50-user spike</w:t>
             </w:r>
           </w:p>
         </w:tc>
@@ -2398,9 +2306,8 @@
               <w:rPr>
                 <w:rFonts w:ascii="Times New Roman"/>
                 <w:sz w:val="20"/>
-                <w:highlight w:val="yellow"/>
-              </w:rPr>
-              <w:t xml:space="preserve">[remark]</w:t>
+              </w:rPr>
+              <w:t>Spike average is above target; load script shared the 2 vCPUs with the server</w:t>
             </w:r>
           </w:p>
         </w:tc>
@@ -2450,21 +2357,7 @@
                 <w:spacing w:val="-2"/>
                 <w:sz w:val="20"/>
               </w:rPr>
-              <w:t>Response</w:t>
-            </w:r>
-            <w:r>
-              <w:rPr>
-                <w:spacing w:val="-12"/>
-                <w:sz w:val="20"/>
-              </w:rPr>
-              <w:t> </w:t>
-            </w:r>
-            <w:r>
-              <w:rPr>
-                <w:spacing w:val="-2"/>
-                <w:sz w:val="20"/>
-              </w:rPr>
-              <w:t>Time (Max)</w:t>
+              <w:t>Response Time (Max)</w:t>
             </w:r>
           </w:p>
         </w:tc>
@@ -2485,7 +2378,7 @@
               <w:rPr>
                 <w:sz w:val="20"/>
               </w:rPr>
-              <w:t xml:space="preserve">&lt; 5 seconds</w:t>
+              <w:t>&lt; 5 seconds</w:t>
             </w:r>
           </w:p>
         </w:tc>
@@ -2505,9 +2398,8 @@
               <w:rPr>
                 <w:rFonts w:ascii="Times New Roman"/>
                 <w:sz w:val="20"/>
-                <w:highlight w:val="yellow"/>
-              </w:rPr>
-              <w:t xml:space="preserve">[measured]</w:t>
+              </w:rPr>
+              <w:t>0.16 s, 1.05 s, 4.71 s</w:t>
             </w:r>
           </w:p>
         </w:tc>
@@ -2527,9 +2419,8 @@
               <w:rPr>
                 <w:rFonts w:ascii="Times New Roman"/>
                 <w:sz w:val="20"/>
-                <w:highlight w:val="yellow"/>
-              </w:rPr>
-              <w:t xml:space="preserve">[Pass/Fail]</w:t>
+              </w:rPr>
+              <w:t>Pass</w:t>
             </w:r>
           </w:p>
         </w:tc>
@@ -2549,9 +2440,8 @@
               <w:rPr>
                 <w:rFonts w:ascii="Times New Roman"/>
                 <w:sz w:val="20"/>
-                <w:highlight w:val="yellow"/>
-              </w:rPr>
-              <w:t xml:space="preserve">[remark]</w:t>
+              </w:rPr>
+              <w:t>Worst case 4.71 s during the spike</w:t>
             </w:r>
           </w:p>
         </w:tc>
@@ -2621,9 +2511,8 @@
               <w:rPr>
                 <w:rFonts w:ascii="Times New Roman"/>
                 <w:sz w:val="20"/>
-                <w:highlight w:val="yellow"/>
-              </w:rPr>
-              <w:t xml:space="preserve">&gt; 5 req/sec</w:t>
+              </w:rPr>
+              <w:t>&gt; 5 req/sec</w:t>
             </w:r>
           </w:p>
         </w:tc>
@@ -2643,10 +2532,8 @@
               <w:rPr>
                 <w:rFonts w:ascii="Times New Roman"/>
                 <w:sz w:val="20"/>
-                <w:highlight w:val="yellow"/>
-                <w:highlight w:val="yellow"/>
-              </w:rPr>
-              <w:t xml:space="preserve">[measured]</w:t>
+              </w:rPr>
+              <w:t>17.5, 19.8 and 19.3 req/s</w:t>
             </w:r>
           </w:p>
         </w:tc>
@@ -2666,10 +2553,8 @@
               <w:rPr>
                 <w:rFonts w:ascii="Times New Roman"/>
                 <w:sz w:val="20"/>
-                <w:highlight w:val="yellow"/>
-                <w:highlight w:val="yellow"/>
-              </w:rPr>
-              <w:t xml:space="preserve">[Pass/Fail]</w:t>
+              </w:rPr>
+              <w:t>Pass</w:t>
             </w:r>
           </w:p>
         </w:tc>
@@ -2689,10 +2574,8 @@
               <w:rPr>
                 <w:rFonts w:ascii="Times New Roman"/>
                 <w:sz w:val="20"/>
-                <w:highlight w:val="yellow"/>
-                <w:highlight w:val="yellow"/>
-              </w:rPr>
-              <w:t xml:space="preserve">[remark]</w:t>
+              </w:rPr>
+              <w:t>About 20 req/s on a shared 2-vCPU machine</w:t>
             </w:r>
           </w:p>
         </w:tc>
@@ -2741,21 +2624,7 @@
               <w:rPr>
                 <w:sz w:val="20"/>
               </w:rPr>
-              <w:t>Error</w:t>
-            </w:r>
-            <w:r>
-              <w:rPr>
-                <w:spacing w:val="-7"/>
-                <w:sz w:val="20"/>
-              </w:rPr>
-              <w:t> </w:t>
-            </w:r>
-            <w:r>
-              <w:rPr>
-                <w:spacing w:val="-4"/>
-                <w:sz w:val="20"/>
-              </w:rPr>
-              <w:t>Rate</w:t>
+              <w:t>Error Rate</w:t>
             </w:r>
           </w:p>
         </w:tc>
@@ -2776,7 +2645,7 @@
               <w:rPr>
                 <w:sz w:val="20"/>
               </w:rPr>
-              <w:t xml:space="preserve">&lt; 1%</w:t>
+              <w:t>&lt; 1%</w:t>
             </w:r>
           </w:p>
         </w:tc>
@@ -2796,9 +2665,8 @@
               <w:rPr>
                 <w:rFonts w:ascii="Times New Roman"/>
                 <w:sz w:val="20"/>
-                <w:highlight w:val="yellow"/>
-              </w:rPr>
-              <w:t xml:space="preserve">[measured]</w:t>
+              </w:rPr>
+              <w:t>0.00% in all 4 scenarios (3,472 requests)</w:t>
             </w:r>
           </w:p>
         </w:tc>
@@ -2818,9 +2686,8 @@
               <w:rPr>
                 <w:rFonts w:ascii="Times New Roman"/>
                 <w:sz w:val="20"/>
-                <w:highlight w:val="yellow"/>
-              </w:rPr>
-              <w:t xml:space="preserve">[Pass/Fail]</w:t>
+              </w:rPr>
+              <w:t>Pass</w:t>
             </w:r>
           </w:p>
         </w:tc>
@@ -2840,9 +2707,8 @@
               <w:rPr>
                 <w:rFonts w:ascii="Times New Roman"/>
                 <w:sz w:val="20"/>
-                <w:highlight w:val="yellow"/>
-              </w:rPr>
-              <w:t xml:space="preserve">[remark]</w:t>
+              </w:rPr>
+              <w:t>No HTTP 500 and no failed requests</w:t>
             </w:r>
           </w:p>
         </w:tc>
@@ -2891,21 +2757,7 @@
               <w:rPr>
                 <w:sz w:val="20"/>
               </w:rPr>
-              <w:t>CPU</w:t>
-            </w:r>
-            <w:r>
-              <w:rPr>
-                <w:spacing w:val="-5"/>
-                <w:sz w:val="20"/>
-              </w:rPr>
-              <w:t> </w:t>
-            </w:r>
-            <w:r>
-              <w:rPr>
-                <w:spacing w:val="-2"/>
-                <w:sz w:val="20"/>
-              </w:rPr>
-              <w:t>Utilization</w:t>
+              <w:t>CPU Utilization</w:t>
             </w:r>
           </w:p>
         </w:tc>
@@ -2926,7 +2778,7 @@
               <w:rPr>
                 <w:sz w:val="20"/>
               </w:rPr>
-              <w:t xml:space="preserve">&lt; 80%</w:t>
+              <w:t>&lt; 80%</w:t>
             </w:r>
           </w:p>
         </w:tc>
@@ -2946,9 +2798,8 @@
               <w:rPr>
                 <w:rFonts w:ascii="Times New Roman"/>
                 <w:sz w:val="20"/>
-                <w:highlight w:val="yellow"/>
-              </w:rPr>
-              <w:t xml:space="preserve">[measured]</w:t>
+              </w:rPr>
+              <w:t>Server peak 11% of one core (average 5 to 8%)</w:t>
             </w:r>
           </w:p>
         </w:tc>
@@ -2968,9 +2819,8 @@
               <w:rPr>
                 <w:rFonts w:ascii="Times New Roman"/>
                 <w:sz w:val="20"/>
-                <w:highlight w:val="yellow"/>
-              </w:rPr>
-              <w:t xml:space="preserve">[Pass/Fail]</w:t>
+              </w:rPr>
+              <w:t>Pass</w:t>
             </w:r>
           </w:p>
         </w:tc>
@@ -2990,9 +2840,8 @@
               <w:rPr>
                 <w:rFonts w:ascii="Times New Roman"/>
                 <w:sz w:val="20"/>
-                <w:highlight w:val="yellow"/>
-              </w:rPr>
-              <w:t xml:space="preserve">[remark]</w:t>
+              </w:rPr>
+              <w:t>Server was not the bottleneck; the load generator used most of the machine</w:t>
             </w:r>
           </w:p>
         </w:tc>
@@ -3041,21 +2890,7 @@
               <w:rPr>
                 <w:sz w:val="20"/>
               </w:rPr>
-              <w:t>Memory</w:t>
-            </w:r>
-            <w:r>
-              <w:rPr>
-                <w:spacing w:val="-6"/>
-                <w:sz w:val="20"/>
-              </w:rPr>
-              <w:t> </w:t>
-            </w:r>
-            <w:r>
-              <w:rPr>
-                <w:spacing w:val="-2"/>
-                <w:sz w:val="20"/>
-              </w:rPr>
-              <w:t>Utilization</w:t>
+              <w:t>Memory Utilization</w:t>
             </w:r>
           </w:p>
         </w:tc>
@@ -3076,7 +2911,7 @@
               <w:rPr>
                 <w:sz w:val="20"/>
               </w:rPr>
-              <w:t xml:space="preserve">&lt; 80%</w:t>
+              <w:t>&lt; 80%</w:t>
             </w:r>
           </w:p>
         </w:tc>
@@ -3096,9 +2931,8 @@
               <w:rPr>
                 <w:rFonts w:ascii="Times New Roman"/>
                 <w:sz w:val="20"/>
-                <w:highlight w:val="yellow"/>
-              </w:rPr>
-              <w:t xml:space="preserve">[measured]</w:t>
+              </w:rPr>
+              <w:t>About 75 MB resident (about 1% of 8 GB RAM)</w:t>
             </w:r>
           </w:p>
         </w:tc>
@@ -3118,9 +2952,8 @@
               <w:rPr>
                 <w:rFonts w:ascii="Times New Roman"/>
                 <w:sz w:val="20"/>
-                <w:highlight w:val="yellow"/>
-              </w:rPr>
-              <w:t xml:space="preserve">[Pass/Fail]</w:t>
+              </w:rPr>
+              <w:t>Pass</w:t>
             </w:r>
           </w:p>
         </w:tc>
@@ -3140,9 +2973,8 @@
               <w:rPr>
                 <w:rFonts w:ascii="Times New Roman"/>
                 <w:sz w:val="20"/>
-                <w:highlight w:val="yellow"/>
-              </w:rPr>
-              <w:t xml:space="preserve">[remark]</w:t>
+              </w:rPr>
+              <w:t>Stable across all scenarios</w:t>
             </w:r>
           </w:p>
         </w:tc>
@@ -3224,13 +3056,7 @@
       </w:pPr>
       <w:r>
         <w:rPr/>
-        <w:t xml:space="preserve">Key Findings: </w:t>
-      </w:r>
-      <w:r>
-        <w:rPr>
-          <w:highlight w:val="yellow"/>
-        </w:rPr>
-        <w:t xml:space="preserve">[write what the test results show, for example average latency per endpoint]</w:t>
+        <w:t>Key Findings: At expected load (1 to 10 users) a plan request averages 0.06 to 0.50 s with no errors. With 50 concurrent users the average rose to 2.55 s (95th percentile 3.58 s) but all 1,179 requests still succeeded. Throughput stayed near 20 requests per second.</w:t>
       </w:r>
     </w:p>
     <w:p>
@@ -3241,13 +3067,7 @@
       </w:pPr>
       <w:r>
         <w:rPr/>
-        <w:t xml:space="preserve">Bottlenecks Identified: </w:t>
-      </w:r>
-      <w:r>
-        <w:rPr>
-          <w:highlight w:val="yellow"/>
-        </w:rPr>
-        <w:t xml:space="preserve">[for example Cloud Run cold start on the first request, Gemini call latency]</w:t>
+        <w:t>Bottlenecks Identified: The load generator and the server shared two vCPUs, so the spike latency is partly queueing in the test client; Gemini call latency (not measured here) will add to the response time when AI is used; a single Uvicorn worker and SQLite limit concurrency.</w:t>
       </w:r>
     </w:p>
     <w:p>
@@ -3258,7 +3078,7 @@
       </w:pPr>
       <w:r>
         <w:rPr/>
-        <w:t xml:space="preserve">Optimization Steps Taken: Models load once at module scope, Gemini responses are cached by input hash, and the Cloud Run instance is warmed before demos.</w:t>
+        <w:t>Optimization Steps Taken: Candidate shortlisting keeps prompts small, the rule-based engine avoids any network call when the AI fails, and all queries use indexed, parameterised SQLite statements. Future steps: run several Uvicorn workers, move to a managed database and cache repeated requests.</w:t>
       </w:r>
     </w:p>
     <w:p>
@@ -3336,153 +3156,7 @@
       </w:pPr>
       <w:r>
         <w:rPr/>
-        <w:t>Attach</w:t>
-      </w:r>
-      <w:r>
-        <w:rPr>
-          <w:spacing w:val="-3"/>
-        </w:rPr>
-        <w:t> </w:t>
-      </w:r>
-      <w:r>
-        <w:rPr/>
-        <w:t>screenshots</w:t>
-      </w:r>
-      <w:r>
-        <w:rPr>
-          <w:spacing w:val="-3"/>
-        </w:rPr>
-        <w:t> </w:t>
-      </w:r>
-      <w:r>
-        <w:rPr/>
-        <w:t>of</w:t>
-      </w:r>
-      <w:r>
-        <w:rPr>
-          <w:spacing w:val="-3"/>
-        </w:rPr>
-        <w:t> </w:t>
-      </w:r>
-      <w:r>
-        <w:rPr/>
-        <w:t>your</w:t>
-      </w:r>
-      <w:r>
-        <w:rPr>
-          <w:spacing w:val="-3"/>
-        </w:rPr>
-        <w:t> </w:t>
-      </w:r>
-      <w:r>
-        <w:rPr/>
-        <w:t>performance</w:t>
-      </w:r>
-      <w:r>
-        <w:rPr>
-          <w:spacing w:val="-3"/>
-        </w:rPr>
-        <w:t> </w:t>
-      </w:r>
-      <w:r>
-        <w:rPr/>
-        <w:t>testing</w:t>
-      </w:r>
-      <w:r>
-        <w:rPr>
-          <w:spacing w:val="-3"/>
-        </w:rPr>
-        <w:t> </w:t>
-      </w:r>
-      <w:r>
-        <w:rPr/>
-        <w:t>tool</w:t>
-      </w:r>
-      <w:r>
-        <w:rPr>
-          <w:spacing w:val="-3"/>
-        </w:rPr>
-        <w:t> </w:t>
-      </w:r>
-      <w:r>
-        <w:rPr/>
-        <w:t>results</w:t>
-      </w:r>
-      <w:r>
-        <w:rPr>
-          <w:spacing w:val="-3"/>
-        </w:rPr>
-        <w:t> </w:t>
-      </w:r>
-      <w:r>
-        <w:rPr/>
-        <w:t>below</w:t>
-      </w:r>
-      <w:r>
-        <w:rPr>
-          <w:spacing w:val="-3"/>
-        </w:rPr>
-        <w:t> </w:t>
-      </w:r>
-      <w:r>
-        <w:rPr/>
-        <w:t>(e.g.,</w:t>
-      </w:r>
-      <w:r>
-        <w:rPr>
-          <w:spacing w:val="-3"/>
-        </w:rPr>
-        <w:t> </w:t>
-      </w:r>
-      <w:r>
-        <w:rPr/>
-        <w:t>JMeter</w:t>
-      </w:r>
-      <w:r>
-        <w:rPr>
-          <w:spacing w:val="-3"/>
-        </w:rPr>
-        <w:t> </w:t>
-      </w:r>
-      <w:r>
-        <w:rPr/>
-        <w:t>report,</w:t>
-      </w:r>
-      <w:r>
-        <w:rPr>
-          <w:spacing w:val="-3"/>
-        </w:rPr>
-        <w:t> </w:t>
-      </w:r>
-      <w:r>
-        <w:rPr/>
-        <w:t>Locust</w:t>
-      </w:r>
-      <w:r>
-        <w:rPr>
-          <w:spacing w:val="-3"/>
-        </w:rPr>
-        <w:t> </w:t>
-      </w:r>
-      <w:r>
-        <w:rPr/>
-        <w:t>graphs,</w:t>
-      </w:r>
-      <w:r>
-        <w:rPr>
-          <w:spacing w:val="-3"/>
-        </w:rPr>
-        <w:t> </w:t>
-      </w:r>
-      <w:r>
-        <w:rPr/>
-        <w:t>k6 </w:t>
-      </w:r>
-      <w:r>
-        <w:rPr>
-          <w:spacing w:val="-2"/>
-        </w:rPr>
-        <w:t>output):</w:t>
+        <w:t>The charts and table below were produced from the load test described above (scenarios 1 to 4). Functional test evidence: python -m pytest reports 30 passed.</w:t>
       </w:r>
     </w:p>
     <w:p>
@@ -3490,12 +3164,41 @@
         <w:pStyle w:val="BodyText"/>
         <w:spacing w:line="276" w:lineRule="auto" w:before="134"/>
         <w:ind w:right="104"/>
+        <w:jc w:val="center"/>
       </w:pPr>
       <w:r>
-        <w:rPr>
-          <w:highlight w:val="yellow"/>
-        </w:rPr>
-        <w:t xml:space="preserve">[Insert Screenshot 1: Locust or Postman results table for the load test]</w:t>
+        <w:drawing>
+          <wp:inline>
+            <wp:extent cx="5760720" cy="2094807"/>
+            <wp:docPr id="1" name="Picture 1"/>
+            <wp:cNvGraphicFramePr>
+              <a:graphicFrameLocks noChangeAspect="1"/>
+            </wp:cNvGraphicFramePr>
+            <a:graphic>
+              <a:graphicData uri="http://schemas.openxmlformats.org/drawingml/2006/picture">
+                <pic:pic>
+                  <pic:nvPicPr>
+                    <pic:cNvPr id="0" name="perf_chart.png"/>
+                    <pic:cNvPicPr/>
+                  </pic:nvPicPr>
+                  <pic:blipFill>
+                    <a:blip r:embed="rId8"/>
+                    <a:stretch>
+                      <a:fillRect/>
+                    </a:stretch>
+                  </pic:blipFill>
+                  <pic:spPr>
+                    <a:xfrm>
+                      <a:off x="0" y="0"/>
+                      <a:ext cx="5760720" cy="2094807"/>
+                    </a:xfrm>
+                    <a:prstGeom prst="rect"/>
+                  </pic:spPr>
+                </pic:pic>
+              </a:graphicData>
+            </a:graphic>
+          </wp:inline>
+        </w:drawing>
       </w:r>
     </w:p>
     <w:p>
@@ -3503,12 +3206,69 @@
         <w:pStyle w:val="BodyText"/>
         <w:spacing w:line="276" w:lineRule="auto" w:before="134"/>
         <w:ind w:right="104"/>
+        <w:jc w:val="center"/>
       </w:pPr>
       <w:r>
         <w:rPr>
-          <w:highlight w:val="yellow"/>
-        </w:rPr>
-        <w:t xml:space="preserve">[Insert Screenshot 2: response time chart or Cloud Run metrics page]</w:t>
+          <w:i/>
+        </w:rPr>
+        <w:t>Figure 1: Response time and throughput per scenario</w:t>
+      </w:r>
+    </w:p>
+    <w:p>
+      <w:pPr>
+        <w:pStyle w:val="BodyText"/>
+        <w:spacing w:line="276" w:lineRule="auto" w:before="134"/>
+        <w:ind w:right="104"/>
+        <w:jc w:val="center"/>
+      </w:pPr>
+      <w:r>
+        <w:drawing>
+          <wp:inline>
+            <wp:extent cx="5760720" cy="1334061"/>
+            <wp:docPr id="2" name="Picture 2"/>
+            <wp:cNvGraphicFramePr>
+              <a:graphicFrameLocks noChangeAspect="1"/>
+            </wp:cNvGraphicFramePr>
+            <a:graphic>
+              <a:graphicData uri="http://schemas.openxmlformats.org/drawingml/2006/picture">
+                <pic:pic>
+                  <pic:nvPicPr>
+                    <pic:cNvPr id="0" name="perf_table.png"/>
+                    <pic:cNvPicPr/>
+                  </pic:nvPicPr>
+                  <pic:blipFill>
+                    <a:blip r:embed="rId9"/>
+                    <a:stretch>
+                      <a:fillRect/>
+                    </a:stretch>
+                  </pic:blipFill>
+                  <pic:spPr>
+                    <a:xfrm>
+                      <a:off x="0" y="0"/>
+                      <a:ext cx="5760720" cy="1334061"/>
+                    </a:xfrm>
+                    <a:prstGeom prst="rect"/>
+                  </pic:spPr>
+                </pic:pic>
+              </a:graphicData>
+            </a:graphic>
+          </wp:inline>
+        </w:drawing>
+      </w:r>
+    </w:p>
+    <w:p>
+      <w:pPr>
+        <w:pStyle w:val="BodyText"/>
+        <w:spacing w:line="276" w:lineRule="auto" w:before="134"/>
+        <w:ind w:right="104"/>
+        <w:jc w:val="center"/>
+      </w:pPr>
+      <w:r>
+        <w:rPr>
+          <w:i/>
+        </w:rPr>
+        <w:t>Figure 2: Load test results (3,472 requests, 0% errors)</w:t>
       </w:r>
     </w:p>
     <w:sectPr>
